--- a/HFCS_References_AMA.docx
+++ b/HFCS_References_AMA.docx
@@ -66,16 +66,7 @@
       <w:r>
         <w:t>2.</w:t>
         <w:tab/>
-        <w:t xml:space="preserve">High fructose corn syrup (HFCS) market trends report [2034]. IndustryResearch.biz. Published December 1, 2025. </w:t>
-      </w:r>
-      <w:r>
-        <w:rPr>
-          <w:highlight w:val="yellow"/>
-        </w:rPr>
-        <w:t>Accessed (insert date).</w:t>
-      </w:r>
-      <w:r>
-        <w:t xml:space="preserve"> https://www.industryresearch.biz/market-reports/high-fructose-corn-syrup-hfcs-market-111615</w:t>
+        <w:t>High fructose corn syrup (HFCS) market trends report [2034]. IndustryResearch.biz. Accessed August 30, 2025. https://www.industryresearch.biz/market-reports/high-fructose-corn-syrup-hfcs-market-111615</w:t>
       </w:r>
     </w:p>
     <w:p>
@@ -368,16 +359,7 @@
         <w:t>Dietary Guidelines for Americans, 2025–2030</w:t>
       </w:r>
       <w:r>
-        <w:t xml:space="preserve">. Published January 7, 2026. </w:t>
-      </w:r>
-      <w:r>
-        <w:rPr>
-          <w:highlight w:val="yellow"/>
-        </w:rPr>
-        <w:t>Accessed (insert date).</w:t>
-      </w:r>
-      <w:r>
-        <w:t xml:space="preserve"> https://www.dietaryguidelines.gov</w:t>
+        <w:t>. Published January 7, 2026. Accessed September 30, 2026. https://www.dietaryguidelines.gov</w:t>
       </w:r>
     </w:p>
     <w:p>
@@ -533,16 +515,7 @@
       <w:r>
         <w:t>2.</w:t>
         <w:tab/>
-        <w:t xml:space="preserve">High fructose corn syrup (HFCS) market trends report [2034]. IndustryResearch.biz. Published December 1, 2025. </w:t>
-      </w:r>
-      <w:r>
-        <w:rPr>
-          <w:highlight w:val="yellow"/>
-        </w:rPr>
-        <w:t>Accessed (insert date).</w:t>
-      </w:r>
-      <w:r>
-        <w:t xml:space="preserve"> https://www.industryresearch.biz/market-reports/high-fructose-corn-syrup-hfcs-market-111615</w:t>
+        <w:t>High fructose corn syrup (HFCS) market trends report [2034]. IndustryResearch.biz. Accessed August 30, 2025. https://www.industryresearch.biz/market-reports/high-fructose-corn-syrup-hfcs-market-111615</w:t>
       </w:r>
     </w:p>
     <w:p>
@@ -642,16 +615,7 @@
         <w:t>Dietary Guidelines for Americans, 2025–2030</w:t>
       </w:r>
       <w:r>
-        <w:t xml:space="preserve">. Published January 7, 2026. </w:t>
-      </w:r>
-      <w:r>
-        <w:rPr>
-          <w:highlight w:val="yellow"/>
-        </w:rPr>
-        <w:t>Accessed (insert date).</w:t>
-      </w:r>
-      <w:r>
-        <w:t xml:space="preserve"> https://www.dietaryguidelines.gov</w:t>
+        <w:t>. Published January 7, 2026. Accessed September 30, 2026. https://www.dietaryguidelines.gov</w:t>
       </w:r>
     </w:p>
     <w:p>
